--- a/lab4.docx
+++ b/lab4.docx
@@ -3352,7 +3352,45 @@
           <w:szCs w:val="28"/>
           <w:lang w:val="en-US"/>
         </w:rPr>
-        <w:t>: -1 (</w:t>
+        <w:t xml:space="preserve">: </w:t>
+      </w:r>
+      <w:r>
+        <w:rPr>
+          <w:rFonts w:ascii="Times New Roman" w:hAnsi="Times New Roman" w:cs="Times New Roman"/>
+          <w:sz w:val="28"/>
+          <w:szCs w:val="28"/>
+          <w:lang w:val="en-US"/>
+        </w:rPr>
+        <w:t xml:space="preserve">-2( </w:t>
+      </w:r>
+      <w:proofErr w:type="spellStart"/>
+      <w:r>
+        <w:rPr>
+          <w:rFonts w:ascii="Times New Roman" w:hAnsi="Times New Roman" w:cs="Times New Roman"/>
+          <w:sz w:val="28"/>
+          <w:szCs w:val="28"/>
+          <w:lang w:val="en-US"/>
+        </w:rPr>
+        <w:t>InV</w:t>
+      </w:r>
+      <w:proofErr w:type="spellEnd"/>
+      <w:r>
+        <w:rPr>
+          <w:rFonts w:ascii="Times New Roman" w:hAnsi="Times New Roman" w:cs="Times New Roman"/>
+          <w:sz w:val="28"/>
+          <w:szCs w:val="28"/>
+          <w:lang w:val="en-US"/>
+        </w:rPr>
+        <w:t xml:space="preserve">), </w:t>
+      </w:r>
+      <w:r>
+        <w:rPr>
+          <w:rFonts w:ascii="Times New Roman" w:hAnsi="Times New Roman" w:cs="Times New Roman"/>
+          <w:sz w:val="28"/>
+          <w:szCs w:val="28"/>
+          <w:lang w:val="en-US"/>
+        </w:rPr>
+        <w:t>-1 (</w:t>
       </w:r>
       <w:proofErr w:type="spellStart"/>
       <w:r>
@@ -3408,7 +3446,43 @@
           <w:szCs w:val="28"/>
           <w:lang w:val="en-US"/>
         </w:rPr>
-        <w:t xml:space="preserve"> V1-V2: 1 (V), 2 (V).</w:t>
+        <w:t xml:space="preserve"> V1-V2: </w:t>
+      </w:r>
+      <w:r>
+        <w:rPr>
+          <w:rFonts w:ascii="Times New Roman" w:hAnsi="Times New Roman" w:cs="Times New Roman"/>
+          <w:sz w:val="28"/>
+          <w:szCs w:val="28"/>
+          <w:lang w:val="en-US"/>
+        </w:rPr>
+        <w:t xml:space="preserve">0 (V), </w:t>
+      </w:r>
+      <w:r>
+        <w:rPr>
+          <w:rFonts w:ascii="Times New Roman" w:hAnsi="Times New Roman" w:cs="Times New Roman"/>
+          <w:sz w:val="28"/>
+          <w:szCs w:val="28"/>
+          <w:lang w:val="en-US"/>
+        </w:rPr>
+        <w:t>1 (V), 2 (V)</w:t>
+      </w:r>
+      <w:r>
+        <w:rPr>
+          <w:rFonts w:ascii="Times New Roman" w:hAnsi="Times New Roman" w:cs="Times New Roman"/>
+          <w:sz w:val="28"/>
+          <w:szCs w:val="28"/>
+          <w:lang w:val="en-US"/>
+        </w:rPr>
+        <w:t>, 3 (V), 4 (V)</w:t>
+      </w:r>
+      <w:r>
+        <w:rPr>
+          <w:rFonts w:ascii="Times New Roman" w:hAnsi="Times New Roman" w:cs="Times New Roman"/>
+          <w:sz w:val="28"/>
+          <w:szCs w:val="28"/>
+          <w:lang w:val="en-US"/>
+        </w:rPr>
+        <w:t>.</w:t>
       </w:r>
     </w:p>
     <w:p>
@@ -3444,7 +3518,43 @@
           <w:szCs w:val="28"/>
           <w:lang w:val="en-US"/>
         </w:rPr>
-        <w:t xml:space="preserve"> V2-V3: 6 (V), 7 (V).</w:t>
+        <w:t xml:space="preserve"> V2-V3: </w:t>
+      </w:r>
+      <w:r>
+        <w:rPr>
+          <w:rFonts w:ascii="Times New Roman" w:hAnsi="Times New Roman" w:cs="Times New Roman"/>
+          <w:sz w:val="28"/>
+          <w:szCs w:val="28"/>
+          <w:lang w:val="en-US"/>
+        </w:rPr>
+        <w:t xml:space="preserve">5(V), </w:t>
+      </w:r>
+      <w:r>
+        <w:rPr>
+          <w:rFonts w:ascii="Times New Roman" w:hAnsi="Times New Roman" w:cs="Times New Roman"/>
+          <w:sz w:val="28"/>
+          <w:szCs w:val="28"/>
+          <w:lang w:val="en-US"/>
+        </w:rPr>
+        <w:t>6 (V), 7 (V)</w:t>
+      </w:r>
+      <w:r>
+        <w:rPr>
+          <w:rFonts w:ascii="Times New Roman" w:hAnsi="Times New Roman" w:cs="Times New Roman"/>
+          <w:sz w:val="28"/>
+          <w:szCs w:val="28"/>
+          <w:lang w:val="en-US"/>
+        </w:rPr>
+        <w:t>, 8 (V)</w:t>
+      </w:r>
+      <w:r>
+        <w:rPr>
+          <w:rFonts w:ascii="Times New Roman" w:hAnsi="Times New Roman" w:cs="Times New Roman"/>
+          <w:sz w:val="28"/>
+          <w:szCs w:val="28"/>
+          <w:lang w:val="en-US"/>
+        </w:rPr>
+        <w:t>.</w:t>
       </w:r>
     </w:p>
     <w:p>
@@ -3480,7 +3590,43 @@
           <w:szCs w:val="28"/>
           <w:lang w:val="en-US"/>
         </w:rPr>
-        <w:t xml:space="preserve"> V3-V4: 12 (V), 13 (V).</w:t>
+        <w:t xml:space="preserve"> V3-V4: </w:t>
+      </w:r>
+      <w:r>
+        <w:rPr>
+          <w:rFonts w:ascii="Times New Roman" w:hAnsi="Times New Roman" w:cs="Times New Roman"/>
+          <w:sz w:val="28"/>
+          <w:szCs w:val="28"/>
+          <w:lang w:val="en-US"/>
+        </w:rPr>
+        <w:t xml:space="preserve">11 (V), </w:t>
+      </w:r>
+      <w:r>
+        <w:rPr>
+          <w:rFonts w:ascii="Times New Roman" w:hAnsi="Times New Roman" w:cs="Times New Roman"/>
+          <w:sz w:val="28"/>
+          <w:szCs w:val="28"/>
+          <w:lang w:val="en-US"/>
+        </w:rPr>
+        <w:t>12 (V), 13 (V)</w:t>
+      </w:r>
+      <w:r>
+        <w:rPr>
+          <w:rFonts w:ascii="Times New Roman" w:hAnsi="Times New Roman" w:cs="Times New Roman"/>
+          <w:sz w:val="28"/>
+          <w:szCs w:val="28"/>
+          <w:lang w:val="en-US"/>
+        </w:rPr>
+        <w:t>, 14 (V)</w:t>
+      </w:r>
+      <w:r>
+        <w:rPr>
+          <w:rFonts w:ascii="Times New Roman" w:hAnsi="Times New Roman" w:cs="Times New Roman"/>
+          <w:sz w:val="28"/>
+          <w:szCs w:val="28"/>
+          <w:lang w:val="en-US"/>
+        </w:rPr>
+        <w:t>.</w:t>
       </w:r>
     </w:p>
     <w:p>
@@ -3556,7 +3702,25 @@
           <w:szCs w:val="28"/>
           <w:lang w:val="en-US"/>
         </w:rPr>
-        <w:t>: 24 (V), 25 (</w:t>
+        <w:t>:</w:t>
+      </w:r>
+      <w:r>
+        <w:rPr>
+          <w:rFonts w:ascii="Times New Roman" w:hAnsi="Times New Roman" w:cs="Times New Roman"/>
+          <w:sz w:val="28"/>
+          <w:szCs w:val="28"/>
+          <w:lang w:val="en-US"/>
+        </w:rPr>
+        <w:t xml:space="preserve"> 23(V), </w:t>
+      </w:r>
+      <w:r>
+        <w:rPr>
+          <w:rFonts w:ascii="Times New Roman" w:hAnsi="Times New Roman" w:cs="Times New Roman"/>
+          <w:sz w:val="28"/>
+          <w:szCs w:val="28"/>
+          <w:lang w:val="en-US"/>
+        </w:rPr>
+        <w:t>24 (V), 25 (</w:t>
       </w:r>
       <w:proofErr w:type="spellStart"/>
       <w:r>
@@ -3576,7 +3740,45 @@
           <w:szCs w:val="28"/>
           <w:lang w:val="en-US"/>
         </w:rPr>
-        <w:t>).</w:t>
+        <w:t>)</w:t>
+      </w:r>
+      <w:r>
+        <w:rPr>
+          <w:rFonts w:ascii="Times New Roman" w:hAnsi="Times New Roman" w:cs="Times New Roman"/>
+          <w:sz w:val="28"/>
+          <w:szCs w:val="28"/>
+          <w:lang w:val="en-US"/>
+        </w:rPr>
+        <w:t>, 26 (</w:t>
+      </w:r>
+      <w:proofErr w:type="spellStart"/>
+      <w:r>
+        <w:rPr>
+          <w:rFonts w:ascii="Times New Roman" w:hAnsi="Times New Roman" w:cs="Times New Roman"/>
+          <w:sz w:val="28"/>
+          <w:szCs w:val="28"/>
+          <w:lang w:val="en-US"/>
+        </w:rPr>
+        <w:t>InV</w:t>
+      </w:r>
+      <w:proofErr w:type="spellEnd"/>
+      <w:r>
+        <w:rPr>
+          <w:rFonts w:ascii="Times New Roman" w:hAnsi="Times New Roman" w:cs="Times New Roman"/>
+          <w:sz w:val="28"/>
+          <w:szCs w:val="28"/>
+          <w:lang w:val="en-US"/>
+        </w:rPr>
+        <w:t>)</w:t>
+      </w:r>
+      <w:r>
+        <w:rPr>
+          <w:rFonts w:ascii="Times New Roman" w:hAnsi="Times New Roman" w:cs="Times New Roman"/>
+          <w:sz w:val="28"/>
+          <w:szCs w:val="28"/>
+          <w:lang w:val="en-US"/>
+        </w:rPr>
+        <w:t>.</w:t>
       </w:r>
     </w:p>
     <w:p>
@@ -3716,7 +3918,25 @@
           <w:szCs w:val="28"/>
           <w:lang w:val="en-US"/>
         </w:rPr>
-        <w:t xml:space="preserve"> 10 </w:t>
+        <w:t xml:space="preserve"> </w:t>
+      </w:r>
+      <w:r>
+        <w:rPr>
+          <w:rFonts w:ascii="Times New Roman" w:hAnsi="Times New Roman" w:cs="Times New Roman"/>
+          <w:sz w:val="28"/>
+          <w:szCs w:val="28"/>
+          <w:lang w:val="en-US"/>
+        </w:rPr>
+        <w:t>2</w:t>
+      </w:r>
+      <w:r>
+        <w:rPr>
+          <w:rFonts w:ascii="Times New Roman" w:hAnsi="Times New Roman" w:cs="Times New Roman"/>
+          <w:sz w:val="28"/>
+          <w:szCs w:val="28"/>
+          <w:lang w:val="en-US"/>
+        </w:rPr>
+        <w:t xml:space="preserve">0 </w:t>
       </w:r>
       <w:proofErr w:type="spellStart"/>
       <w:r>
@@ -3776,7 +3996,115 @@
           <w:szCs w:val="28"/>
           <w:lang w:val="en-US"/>
         </w:rPr>
-        <w:t>: -1, 0, 1, 2, 6, 7, 12, 13, 24, 25).</w:t>
+        <w:t>:</w:t>
+      </w:r>
+      <w:r>
+        <w:rPr>
+          <w:rFonts w:ascii="Times New Roman" w:hAnsi="Times New Roman" w:cs="Times New Roman"/>
+          <w:sz w:val="28"/>
+          <w:szCs w:val="28"/>
+          <w:lang w:val="en-US"/>
+        </w:rPr>
+        <w:t xml:space="preserve"> 2,</w:t>
+      </w:r>
+      <w:r>
+        <w:rPr>
+          <w:rFonts w:ascii="Times New Roman" w:hAnsi="Times New Roman" w:cs="Times New Roman"/>
+          <w:sz w:val="28"/>
+          <w:szCs w:val="28"/>
+          <w:lang w:val="en-US"/>
+        </w:rPr>
+        <w:t xml:space="preserve"> -1, 0, 1, 2,</w:t>
+      </w:r>
+      <w:r>
+        <w:rPr>
+          <w:rFonts w:ascii="Times New Roman" w:hAnsi="Times New Roman" w:cs="Times New Roman"/>
+          <w:sz w:val="28"/>
+          <w:szCs w:val="28"/>
+          <w:lang w:val="en-US"/>
+        </w:rPr>
+        <w:t xml:space="preserve"> 3, 4, 5,</w:t>
+      </w:r>
+      <w:r>
+        <w:rPr>
+          <w:rFonts w:ascii="Times New Roman" w:hAnsi="Times New Roman" w:cs="Times New Roman"/>
+          <w:sz w:val="28"/>
+          <w:szCs w:val="28"/>
+          <w:lang w:val="en-US"/>
+        </w:rPr>
+        <w:t xml:space="preserve"> 6, 7,</w:t>
+      </w:r>
+      <w:r>
+        <w:rPr>
+          <w:rFonts w:ascii="Times New Roman" w:hAnsi="Times New Roman" w:cs="Times New Roman"/>
+          <w:sz w:val="28"/>
+          <w:szCs w:val="28"/>
+          <w:lang w:val="en-US"/>
+        </w:rPr>
+        <w:t xml:space="preserve"> 8,</w:t>
+      </w:r>
+      <w:r>
+        <w:rPr>
+          <w:rFonts w:ascii="Times New Roman" w:hAnsi="Times New Roman" w:cs="Times New Roman"/>
+          <w:sz w:val="28"/>
+          <w:szCs w:val="28"/>
+          <w:lang w:val="en-US"/>
+        </w:rPr>
+        <w:t xml:space="preserve"> </w:t>
+      </w:r>
+      <w:r>
+        <w:rPr>
+          <w:rFonts w:ascii="Times New Roman" w:hAnsi="Times New Roman" w:cs="Times New Roman"/>
+          <w:sz w:val="28"/>
+          <w:szCs w:val="28"/>
+          <w:lang w:val="en-US"/>
+        </w:rPr>
+        <w:t xml:space="preserve">11, </w:t>
+      </w:r>
+      <w:r>
+        <w:rPr>
+          <w:rFonts w:ascii="Times New Roman" w:hAnsi="Times New Roman" w:cs="Times New Roman"/>
+          <w:sz w:val="28"/>
+          <w:szCs w:val="28"/>
+          <w:lang w:val="en-US"/>
+        </w:rPr>
+        <w:t xml:space="preserve">12, 13, </w:t>
+      </w:r>
+      <w:r>
+        <w:rPr>
+          <w:rFonts w:ascii="Times New Roman" w:hAnsi="Times New Roman" w:cs="Times New Roman"/>
+          <w:sz w:val="28"/>
+          <w:szCs w:val="28"/>
+          <w:lang w:val="en-US"/>
+        </w:rPr>
+        <w:t xml:space="preserve">14, 23, </w:t>
+      </w:r>
+      <w:r>
+        <w:rPr>
+          <w:rFonts w:ascii="Times New Roman" w:hAnsi="Times New Roman" w:cs="Times New Roman"/>
+          <w:sz w:val="28"/>
+          <w:szCs w:val="28"/>
+          <w:lang w:val="en-US"/>
+        </w:rPr>
+        <w:t>24, 25</w:t>
+      </w:r>
+      <w:r>
+        <w:rPr>
+          <w:rFonts w:ascii="Times New Roman" w:hAnsi="Times New Roman" w:cs="Times New Roman"/>
+          <w:sz w:val="28"/>
+          <w:szCs w:val="28"/>
+          <w:lang w:val="en-US"/>
+        </w:rPr>
+        <w:t>, 26</w:t>
+      </w:r>
+      <w:r>
+        <w:rPr>
+          <w:rFonts w:ascii="Times New Roman" w:hAnsi="Times New Roman" w:cs="Times New Roman"/>
+          <w:sz w:val="28"/>
+          <w:szCs w:val="28"/>
+          <w:lang w:val="en-US"/>
+        </w:rPr>
+        <w:t>).</w:t>
       </w:r>
     </w:p>
     <w:p>
@@ -3848,7 +4176,43 @@
             <w:szCs w:val="28"/>
             <w:lang w:val="en-US"/>
           </w:rPr>
-          <m:t>=6+10=16</m:t>
+          <m:t>=6+</m:t>
+        </m:r>
+        <m:r>
+          <w:rPr>
+            <w:rFonts w:ascii="Cambria Math" w:hAnsi="Cambria Math" w:cs="Times New Roman"/>
+            <w:sz w:val="28"/>
+            <w:szCs w:val="28"/>
+            <w:lang w:val="en-US"/>
+          </w:rPr>
+          <m:t>2</m:t>
+        </m:r>
+        <m:r>
+          <w:rPr>
+            <w:rFonts w:ascii="Cambria Math" w:hAnsi="Cambria Math" w:cs="Times New Roman"/>
+            <w:sz w:val="28"/>
+            <w:szCs w:val="28"/>
+            <w:lang w:val="en-US"/>
+          </w:rPr>
+          <m:t>0=</m:t>
+        </m:r>
+        <m:r>
+          <w:rPr>
+            <w:rFonts w:ascii="Cambria Math" w:hAnsi="Cambria Math" w:cs="Times New Roman"/>
+            <w:sz w:val="28"/>
+            <w:szCs w:val="28"/>
+            <w:lang w:val="en-US"/>
+          </w:rPr>
+          <m:t>2</m:t>
+        </m:r>
+        <m:r>
+          <w:rPr>
+            <w:rFonts w:ascii="Cambria Math" w:hAnsi="Cambria Math" w:cs="Times New Roman"/>
+            <w:sz w:val="28"/>
+            <w:szCs w:val="28"/>
+            <w:lang w:val="en-US"/>
+          </w:rPr>
+          <m:t>6</m:t>
         </m:r>
       </m:oMath>
     </w:p>
@@ -10397,7 +10761,27 @@
                 <w:szCs w:val="28"/>
                 <w:lang w:val="en-US"/>
               </w:rPr>
-              <w:t xml:space="preserve"> виведено на </w:t>
+              <w:t xml:space="preserve"> </w:t>
+            </w:r>
+            <w:proofErr w:type="spellStart"/>
+            <w:r>
+              <w:rPr>
+                <w:rFonts w:ascii="Times New Roman" w:hAnsi="Times New Roman" w:cs="Times New Roman"/>
+                <w:sz w:val="28"/>
+                <w:szCs w:val="28"/>
+                <w:lang w:val="en-US"/>
+              </w:rPr>
+              <w:t>виведено</w:t>
+            </w:r>
+            <w:proofErr w:type="spellEnd"/>
+            <w:r>
+              <w:rPr>
+                <w:rFonts w:ascii="Times New Roman" w:hAnsi="Times New Roman" w:cs="Times New Roman"/>
+                <w:sz w:val="28"/>
+                <w:szCs w:val="28"/>
+                <w:lang w:val="en-US"/>
+              </w:rPr>
+              <w:t xml:space="preserve"> на </w:t>
             </w:r>
             <w:proofErr w:type="spellStart"/>
             <w:r>
